--- a/public/documents/20260928-Dino-Coach-User-Manual-Rev00.docx
+++ b/public/documents/20260928-Dino-Coach-User-Manual-Rev00.docx
@@ -35,7 +35,7 @@
               <w:drawing>
                 <wp:inline xmlns:a="http://schemas.openxmlformats.org/drawingml/2006/main" xmlns:pic="http://schemas.openxmlformats.org/drawingml/2006/picture">
                   <wp:extent cx="1224000" cy="925650"/>
-                  <wp:docPr id="1" name="Picture 1"/>
+                  <wp:docPr id="1" name="Picture 1" descr="Newcomb and District Cricket Club logo" title="Newcomb and District Cricket Club logo"/>
                   <wp:cNvGraphicFramePr>
                     <a:graphicFrameLocks noChangeAspect="1"/>
                   </wp:cNvGraphicFramePr>
